--- a/Documentacion/Planificacion/Trazabilidad/MATRIZ DE TRAZABILIDAD DE REQUISITOS.docx
+++ b/Documentacion/Planificacion/Trazabilidad/MATRIZ DE TRAZABILIDAD DE REQUISITOS.docx
@@ -4,7 +4,7 @@
   <w:body>
     <w:tbl>
       <w:tblPr>
-        <w:tblStyle w:val="Tablaconcuadrcula"/>
+        <w:tblStyle w:val="TableGrid"/>
         <w:tblW w:w="0" w:type="auto"/>
         <w:tblLook w:val="04A0" w:firstRow="1" w:lastRow="0" w:firstColumn="1" w:lastColumn="0" w:noHBand="0" w:noVBand="1"/>
       </w:tblPr>
@@ -898,8 +898,6 @@
               <w:spacing w:after="0" w:line="240" w:lineRule="auto"/>
               <w:rPr>
                 <w:rFonts w:ascii="Tahoma" w:eastAsia="Calibri" w:hAnsi="Tahoma" w:cs="Tahoma"/>
-                <w:bCs/>
-                <w:iCs/>
                 <w:sz w:val="20"/>
                 <w:szCs w:val="20"/>
               </w:rPr>
@@ -1254,8 +1252,6 @@
               <w:spacing w:after="0" w:line="240" w:lineRule="auto"/>
               <w:rPr>
                 <w:rFonts w:ascii="Tahoma" w:eastAsia="Calibri" w:hAnsi="Tahoma" w:cs="Tahoma"/>
-                <w:bCs/>
-                <w:iCs/>
                 <w:sz w:val="20"/>
                 <w:szCs w:val="20"/>
               </w:rPr>
@@ -1463,7 +1459,6 @@
                 <w:sz w:val="20"/>
                 <w:szCs w:val="20"/>
               </w:rPr>
-              <w:lastRenderedPageBreak/>
               <w:t> </w:t>
             </w:r>
             <w:r>
@@ -1682,7 +1677,6 @@
               <w:spacing w:after="0" w:line="240" w:lineRule="auto"/>
               <w:rPr>
                 <w:rFonts w:ascii="Tahoma" w:eastAsia="Calibri" w:hAnsi="Tahoma" w:cs="Tahoma"/>
-                <w:bCs/>
                 <w:sz w:val="20"/>
                 <w:szCs w:val="20"/>
               </w:rPr>
@@ -2119,7 +2113,6 @@
               <w:spacing w:after="0" w:line="240" w:lineRule="auto"/>
               <w:rPr>
                 <w:rFonts w:ascii="Tahoma" w:eastAsia="Calibri" w:hAnsi="Tahoma" w:cs="Tahoma"/>
-                <w:bCs/>
                 <w:sz w:val="20"/>
                 <w:szCs w:val="20"/>
               </w:rPr>
@@ -2460,7 +2453,6 @@
               <w:spacing w:after="0" w:line="240" w:lineRule="auto"/>
               <w:rPr>
                 <w:rFonts w:ascii="Tahoma" w:eastAsia="Calibri" w:hAnsi="Tahoma" w:cs="Tahoma"/>
-                <w:bCs/>
                 <w:sz w:val="20"/>
                 <w:szCs w:val="20"/>
               </w:rPr>
@@ -2896,7 +2888,6 @@
               <w:spacing w:after="0" w:line="240" w:lineRule="auto"/>
               <w:rPr>
                 <w:rFonts w:ascii="Tahoma" w:eastAsia="Calibri" w:hAnsi="Tahoma" w:cs="Tahoma"/>
-                <w:bCs/>
                 <w:sz w:val="20"/>
                 <w:szCs w:val="20"/>
               </w:rPr>
@@ -3114,7 +3105,6 @@
                 <w:sz w:val="20"/>
                 <w:szCs w:val="20"/>
               </w:rPr>
-              <w:lastRenderedPageBreak/>
               <w:t>RQ-007</w:t>
             </w:r>
           </w:p>
@@ -3332,7 +3322,6 @@
               <w:spacing w:after="0" w:line="240" w:lineRule="auto"/>
               <w:rPr>
                 <w:rFonts w:ascii="Tahoma" w:eastAsia="Calibri" w:hAnsi="Tahoma" w:cs="Tahoma"/>
-                <w:bCs/>
                 <w:sz w:val="20"/>
                 <w:szCs w:val="20"/>
               </w:rPr>
@@ -3778,7 +3767,6 @@
               <w:spacing w:after="0" w:line="240" w:lineRule="auto"/>
               <w:rPr>
                 <w:rFonts w:ascii="Tahoma" w:eastAsia="Calibri" w:hAnsi="Tahoma" w:cs="Tahoma"/>
-                <w:bCs/>
                 <w:sz w:val="20"/>
                 <w:szCs w:val="20"/>
               </w:rPr>
@@ -4136,7 +4124,6 @@
               <w:spacing w:after="0" w:line="240" w:lineRule="auto"/>
               <w:rPr>
                 <w:rFonts w:ascii="Tahoma" w:eastAsia="Calibri" w:hAnsi="Tahoma" w:cs="Tahoma"/>
-                <w:bCs/>
                 <w:sz w:val="20"/>
                 <w:szCs w:val="20"/>
               </w:rPr>
@@ -4500,7 +4487,6 @@
               <w:spacing w:after="0" w:line="240" w:lineRule="auto"/>
               <w:rPr>
                 <w:rFonts w:ascii="Tahoma" w:eastAsia="Calibri" w:hAnsi="Tahoma" w:cs="Tahoma"/>
-                <w:bCs/>
                 <w:sz w:val="20"/>
                 <w:szCs w:val="20"/>
               </w:rPr>
@@ -4867,7 +4853,6 @@
               <w:spacing w:after="0" w:line="240" w:lineRule="auto"/>
               <w:rPr>
                 <w:rFonts w:ascii="Tahoma" w:eastAsia="Calibri" w:hAnsi="Tahoma" w:cs="Tahoma"/>
-                <w:bCs/>
                 <w:sz w:val="20"/>
                 <w:szCs w:val="20"/>
               </w:rPr>
@@ -4906,25 +4891,15 @@
                 <w:sz w:val="20"/>
                 <w:szCs w:val="20"/>
               </w:rPr>
-              <w:t xml:space="preserve">Cuando el jugador colisiona con un enemigo o trampa, pierde 1 punto de vida. Al llegar a 0 corazones, reaparece </w:t>
-            </w:r>
-            <w:r>
-              <w:rPr>
-                <w:rStyle w:val="normaltextrun"/>
+              <w:t>Cuando el jugador colisiona con un enemigo o trampa, pierde 1 punto de vida. Al llegar a 0 corazones, reaparece en el último checkpoint activo con la vida al máximo. </w:t>
+            </w:r>
+            <w:r>
+              <w:rPr>
+                <w:rStyle w:val="eop"/>
                 <w:rFonts w:ascii="Tahoma" w:eastAsiaTheme="majorEastAsia" w:hAnsi="Tahoma" w:cs="Tahoma"/>
                 <w:sz w:val="20"/>
                 <w:szCs w:val="20"/>
               </w:rPr>
-              <w:lastRenderedPageBreak/>
-              <w:t>en el último checkpoint activo con la vida al máximo. </w:t>
-            </w:r>
-            <w:r>
-              <w:rPr>
-                <w:rStyle w:val="eop"/>
-                <w:rFonts w:ascii="Tahoma" w:eastAsiaTheme="majorEastAsia" w:hAnsi="Tahoma" w:cs="Tahoma"/>
-                <w:sz w:val="20"/>
-                <w:szCs w:val="20"/>
-              </w:rPr>
               <w:t> </w:t>
             </w:r>
           </w:p>
@@ -4988,18 +4963,7 @@
                 <w:sz w:val="20"/>
                 <w:szCs w:val="20"/>
               </w:rPr>
-              <w:lastRenderedPageBreak/>
-              <w:t xml:space="preserve">La vuelta al último checkpoint siempre se </w:t>
-            </w:r>
-            <w:r>
-              <w:rPr>
-                <w:rFonts w:ascii="Tahoma" w:eastAsia="Calibri" w:hAnsi="Tahoma" w:cs="Tahoma"/>
-                <w:bCs/>
-                <w:sz w:val="20"/>
-                <w:szCs w:val="20"/>
-              </w:rPr>
-              <w:lastRenderedPageBreak/>
-              <w:t>activa al morir.</w:t>
+              <w:t>La vuelta al último checkpoint siempre se activa al morir.</w:t>
             </w:r>
           </w:p>
         </w:tc>
@@ -5037,7 +5001,6 @@
                 <w:sz w:val="20"/>
                 <w:szCs w:val="20"/>
               </w:rPr>
-              <w:lastRenderedPageBreak/>
               <w:t>RQ-012</w:t>
             </w:r>
           </w:p>
@@ -6536,7 +6499,6 @@
                 <w:sz w:val="20"/>
                 <w:szCs w:val="20"/>
               </w:rPr>
-              <w:lastRenderedPageBreak/>
               <w:t>RQ-016</w:t>
             </w:r>
           </w:p>
@@ -6912,19 +6874,8 @@
                 <w:sz w:val="20"/>
                 <w:szCs w:val="20"/>
               </w:rPr>
-              <w:t xml:space="preserve">Como jugador, quiero que el juego mande mis registre mis estadísticas de juego para compararme con el resto de </w:t>
-            </w:r>
-            <w:proofErr w:type="gramStart"/>
-            <w:r>
-              <w:rPr>
-                <w:rStyle w:val="normaltextrun"/>
-                <w:rFonts w:ascii="Tahoma" w:hAnsi="Tahoma" w:cs="Tahoma"/>
-                <w:sz w:val="20"/>
-                <w:szCs w:val="20"/>
-              </w:rPr>
-              <w:t>jugadores</w:t>
-            </w:r>
-            <w:proofErr w:type="gramEnd"/>
+              <w:t>Como jugador, quiero que el juego mande mis registre mis estadísticas de juego para compararme con el resto de jugadores</w:t>
+            </w:r>
             <w:r>
               <w:rPr>
                 <w:rStyle w:val="eop"/>
@@ -8297,25 +8248,15 @@
                 <w:sz w:val="20"/>
                 <w:szCs w:val="20"/>
               </w:rPr>
-              <w:t xml:space="preserve">Al pulsar el botón de pausa, el juego congela físicas, animaciones e IA, y muestra un menú con las opciones </w:t>
-            </w:r>
-            <w:r>
-              <w:rPr>
-                <w:rStyle w:val="normaltextrun"/>
+              <w:t>Al pulsar el botón de pausa, el juego congela físicas, animaciones e IA, y muestra un menú con las opciones Reanudar, Ajustes, Menú Principal y Salir. </w:t>
+            </w:r>
+            <w:r>
+              <w:rPr>
+                <w:rStyle w:val="eop"/>
                 <w:rFonts w:ascii="Tahoma" w:eastAsiaTheme="majorEastAsia" w:hAnsi="Tahoma" w:cs="Tahoma"/>
                 <w:sz w:val="20"/>
                 <w:szCs w:val="20"/>
               </w:rPr>
-              <w:lastRenderedPageBreak/>
-              <w:t>Reanudar, Ajustes, Menú Principal y Salir. </w:t>
-            </w:r>
-            <w:r>
-              <w:rPr>
-                <w:rStyle w:val="eop"/>
-                <w:rFonts w:ascii="Tahoma" w:eastAsiaTheme="majorEastAsia" w:hAnsi="Tahoma" w:cs="Tahoma"/>
-                <w:sz w:val="20"/>
-                <w:szCs w:val="20"/>
-              </w:rPr>
               <w:t> </w:t>
             </w:r>
           </w:p>
@@ -8378,18 +8319,7 @@
                 <w:sz w:val="20"/>
                 <w:szCs w:val="20"/>
               </w:rPr>
-              <w:lastRenderedPageBreak/>
-              <w:t>El estado del juego se restaura correctamen</w:t>
-            </w:r>
-            <w:r>
-              <w:rPr>
-                <w:rFonts w:ascii="Tahoma" w:eastAsia="Calibri" w:hAnsi="Tahoma" w:cs="Tahoma"/>
-                <w:bCs/>
-                <w:sz w:val="20"/>
-                <w:szCs w:val="20"/>
-              </w:rPr>
-              <w:lastRenderedPageBreak/>
-              <w:t xml:space="preserve">te en el </w:t>
+              <w:t xml:space="preserve">El estado del juego se restaura correctamente en el </w:t>
             </w:r>
             <w:r>
               <w:rPr>
@@ -8445,7 +8375,6 @@
                 <w:sz w:val="20"/>
                 <w:szCs w:val="20"/>
               </w:rPr>
-              <w:lastRenderedPageBreak/>
               <w:t>RQ-021</w:t>
             </w:r>
           </w:p>
@@ -9447,7 +9376,6 @@
               <w:spacing w:after="0" w:line="240" w:lineRule="auto"/>
               <w:rPr>
                 <w:rFonts w:ascii="Tahoma" w:eastAsia="Calibri" w:hAnsi="Tahoma" w:cs="Tahoma"/>
-                <w:bCs/>
                 <w:sz w:val="20"/>
                 <w:szCs w:val="20"/>
               </w:rPr>
@@ -9799,7 +9727,6 @@
               <w:spacing w:after="0" w:line="240" w:lineRule="auto"/>
               <w:rPr>
                 <w:rFonts w:ascii="Tahoma" w:eastAsia="Calibri" w:hAnsi="Tahoma" w:cs="Tahoma"/>
-                <w:bCs/>
                 <w:sz w:val="20"/>
                 <w:szCs w:val="20"/>
               </w:rPr>
@@ -9948,7 +9875,6 @@
                 <w:sz w:val="20"/>
                 <w:szCs w:val="20"/>
               </w:rPr>
-              <w:lastRenderedPageBreak/>
               <w:t>RQ-025</w:t>
             </w:r>
             <w:r>
@@ -10188,7 +10114,6 @@
               <w:spacing w:after="0" w:line="240" w:lineRule="auto"/>
               <w:rPr>
                 <w:rFonts w:ascii="Tahoma" w:eastAsia="Calibri" w:hAnsi="Tahoma" w:cs="Tahoma"/>
-                <w:bCs/>
                 <w:sz w:val="20"/>
                 <w:szCs w:val="20"/>
               </w:rPr>
@@ -10556,7 +10481,6 @@
               <w:spacing w:after="0" w:line="240" w:lineRule="auto"/>
               <w:rPr>
                 <w:rFonts w:ascii="Tahoma" w:eastAsia="Calibri" w:hAnsi="Tahoma" w:cs="Tahoma"/>
-                <w:bCs/>
                 <w:sz w:val="20"/>
                 <w:szCs w:val="20"/>
               </w:rPr>
@@ -10944,7 +10868,6 @@
               <w:spacing w:after="0" w:line="240" w:lineRule="auto"/>
               <w:rPr>
                 <w:rFonts w:ascii="Tahoma" w:eastAsia="Calibri" w:hAnsi="Tahoma" w:cs="Tahoma"/>
-                <w:bCs/>
                 <w:sz w:val="20"/>
                 <w:szCs w:val="20"/>
               </w:rPr>
@@ -11287,7 +11210,6 @@
               <w:spacing w:after="0" w:line="240" w:lineRule="auto"/>
               <w:rPr>
                 <w:rFonts w:ascii="Tahoma" w:eastAsia="Calibri" w:hAnsi="Tahoma" w:cs="Tahoma"/>
-                <w:bCs/>
                 <w:sz w:val="20"/>
                 <w:szCs w:val="20"/>
               </w:rPr>
@@ -11684,7 +11606,6 @@
               <w:spacing w:after="0" w:line="240" w:lineRule="auto"/>
               <w:rPr>
                 <w:rFonts w:ascii="Tahoma" w:eastAsia="Calibri" w:hAnsi="Tahoma" w:cs="Tahoma"/>
-                <w:bCs/>
                 <w:sz w:val="20"/>
                 <w:szCs w:val="20"/>
               </w:rPr>
@@ -11752,17 +11673,7 @@
                 <w:sz w:val="20"/>
                 <w:szCs w:val="20"/>
               </w:rPr>
-              <w:t xml:space="preserve">El tutorial enseña movimiento, salto y ataque básico mediante obstáculos </w:t>
-            </w:r>
-            <w:r>
-              <w:rPr>
-                <w:rStyle w:val="normaltextrun"/>
-                <w:rFonts w:ascii="Tahoma" w:hAnsi="Tahoma" w:cs="Tahoma"/>
-                <w:sz w:val="20"/>
-                <w:szCs w:val="20"/>
-              </w:rPr>
-              <w:lastRenderedPageBreak/>
-              <w:t>simples antes de introducir enemigos agresivos. </w:t>
+              <w:t>El tutorial enseña movimiento, salto y ataque básico mediante obstáculos simples antes de introducir enemigos agresivos. </w:t>
             </w:r>
             <w:r>
               <w:rPr>
@@ -11804,7 +11715,6 @@
                 <w:sz w:val="20"/>
                 <w:szCs w:val="20"/>
               </w:rPr>
-              <w:lastRenderedPageBreak/>
               <w:t>Un j</w:t>
             </w:r>
             <w:r>
@@ -12124,7 +12034,6 @@
               <w:spacing w:after="0" w:line="240" w:lineRule="auto"/>
               <w:rPr>
                 <w:rFonts w:ascii="Tahoma" w:eastAsia="Calibri" w:hAnsi="Tahoma" w:cs="Tahoma"/>
-                <w:bCs/>
                 <w:sz w:val="20"/>
                 <w:szCs w:val="20"/>
               </w:rPr>
@@ -12341,7 +12250,7 @@
         </w:tcPr>
         <w:p>
           <w:pPr>
-            <w:pStyle w:val="Encabezado"/>
+            <w:pStyle w:val="Header"/>
             <w:rPr>
               <w:caps/>
               <w:sz w:val="18"/>
@@ -12360,7 +12269,7 @@
         </w:tcPr>
         <w:p>
           <w:pPr>
-            <w:pStyle w:val="Encabezado"/>
+            <w:pStyle w:val="Header"/>
             <w:jc w:val="right"/>
             <w:rPr>
               <w:caps/>
@@ -12381,7 +12290,7 @@
         </w:tcPr>
         <w:p>
           <w:pPr>
-            <w:pStyle w:val="Piedepgina"/>
+            <w:pStyle w:val="Footer"/>
             <w:rPr>
               <w:caps/>
               <w:color w:val="808080" w:themeColor="background1" w:themeShade="80"/>
@@ -12398,7 +12307,7 @@
         </w:tcPr>
         <w:p>
           <w:pPr>
-            <w:pStyle w:val="Piedepgina"/>
+            <w:pStyle w:val="Footer"/>
             <w:jc w:val="right"/>
             <w:rPr>
               <w:caps/>
@@ -12499,7 +12408,7 @@
   </w:tbl>
   <w:p>
     <w:pPr>
-      <w:pStyle w:val="Piedepgina"/>
+      <w:pStyle w:val="Footer"/>
     </w:pPr>
   </w:p>
 </w:ftr>
@@ -12534,7 +12443,7 @@
 <w:hdr xmlns:wpc="http://schemas.microsoft.com/office/word/2010/wordprocessingCanvas" xmlns:cx="http://schemas.microsoft.com/office/drawing/2014/chartex" xmlns:cx1="http://schemas.microsoft.com/office/drawing/2015/9/8/chartex" xmlns:cx2="http://schemas.microsoft.com/office/drawing/2015/10/21/chartex" xmlns:cx3="http://schemas.microsoft.com/office/drawing/2016/5/9/chartex" xmlns:cx4="http://schemas.microsoft.com/office/drawing/2016/5/10/chartex" xmlns:cx5="http://schemas.microsoft.com/office/drawing/2016/5/11/chartex" xmlns:cx6="http://schemas.microsoft.com/office/drawing/2016/5/12/chartex" xmlns:cx7="http://schemas.microsoft.com/office/drawing/2016/5/13/chartex" xmlns:cx8="http://schemas.microsoft.com/office/drawing/2016/5/14/chartex" xmlns:mc="http://schemas.openxmlformats.org/markup-compatibility/2006" xmlns:aink="http://schemas.microsoft.com/office/drawing/2016/ink" xmlns:am3d="http://schemas.microsoft.com/office/drawing/2017/model3d" xmlns:o="urn:schemas-microsoft-com:office:office" xmlns:oel="http://schemas.microsoft.com/office/2019/extlst" xmlns:r="http://schemas.openxmlformats.org/officeDocument/2006/relationships" xmlns:m="http://schemas.openxmlformats.org/officeDocument/2006/math" xmlns:v="urn:schemas-microsoft-com:vml" xmlns:wp14="http://schemas.microsoft.com/office/word/2010/wordprocessingDrawing" xmlns:wp="http://schemas.openxmlformats.org/drawingml/2006/wordprocessingDrawing" xmlns:w10="urn:schemas-microsoft-com:office:word" xmlns:w="http://schemas.openxmlformats.org/wordprocessingml/2006/main" xmlns:w14="http://schemas.microsoft.com/office/word/2010/wordml" xmlns:w15="http://schemas.microsoft.com/office/word/2012/wordml" xmlns:w16cex="http://schemas.microsoft.com/office/word/2018/wordml/cex" xmlns:w16cid="http://schemas.microsoft.com/office/word/2016/wordml/cid" xmlns:w16="http://schemas.microsoft.com/office/word/2018/wordml" xmlns:w16du="http://schemas.microsoft.com/office/word/2023/wordml/word16du" xmlns:w16sdtdh="http://schemas.microsoft.com/office/word/2020/wordml/sdtdatahash" xmlns:w16sdtfl="http://schemas.microsoft.com/office/word/2024/wordml/sdtformatlock" xmlns:w16se="http://schemas.microsoft.com/office/word/2015/wordml/symex" xmlns:wpg="http://schemas.microsoft.com/office/word/2010/wordprocessingGroup" xmlns:wpi="http://schemas.microsoft.com/office/word/2010/wordprocessingInk" xmlns:wne="http://schemas.microsoft.com/office/word/2006/wordml" xmlns:wps="http://schemas.microsoft.com/office/word/2010/wordprocessingShape" mc:Ignorable="w14 w15 w16se w16cid w16 w16cex w16sdtdh w16sdtfl w16du wp14">
   <w:p>
     <w:pPr>
-      <w:pStyle w:val="Encabezado"/>
+      <w:pStyle w:val="Header"/>
       <w:jc w:val="right"/>
     </w:pPr>
     <w:r>
@@ -12616,7 +12525,6 @@
                             <w:dataBinding w:prefixMappings="xmlns:ns0='http://purl.org/dc/elements/1.1/' xmlns:ns1='http://schemas.openxmlformats.org/package/2006/metadata/core-properties' " w:xpath="/ns1:coreProperties[1]/ns0:title[1]" w:storeItemID="{6C3C8BC8-F283-45AE-878A-BAB7291924A1}"/>
                             <w:text/>
                           </w:sdtPr>
-                          <w:sdtEndPr/>
                           <w:sdtContent>
                             <w:p>
                               <w:pPr>
@@ -12657,9 +12565,9 @@
             </wp:anchor>
           </w:drawing>
         </mc:Choice>
-        <mc:Fallback>
+        <mc:Fallback xmlns:a="http://schemas.openxmlformats.org/drawingml/2006/main" xmlns:arto="http://schemas.microsoft.com/office/word/2006/arto">
           <w:pict>
-            <v:rect w14:anchorId="505419E7" id="Rectángulo 200" o:spid="_x0000_s1026" style="position:absolute;left:0;text-align:left;margin-left:0;margin-top:0;width:468pt;height:34.2pt;z-index:-251658240;visibility:visible;mso-wrap-style:square;mso-width-percent:1000;mso-height-percent:27;mso-top-percent:45;mso-wrap-distance-left:9.35pt;mso-wrap-distance-top:0;mso-wrap-distance-right:9.35pt;mso-wrap-distance-bottom:0;mso-position-horizontal:center;mso-position-horizontal-relative:margin;mso-position-vertical-relative:page;mso-width-percent:1000;mso-height-percent:27;mso-top-percent:45;mso-width-relative:margin;mso-height-relative:page;v-text-anchor:middle" o:gfxdata="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" o:allowoverlap="f" fillcolor="#156082 [3204]" stroked="f" strokeweight="1.5pt">
+            <v:rect id="Rectángulo 200" style="position:absolute;left:0;text-align:left;margin-left:0;margin-top:0;width:468pt;height:34.2pt;z-index:-251658240;visibility:visible;mso-wrap-style:square;mso-width-percent:1000;mso-height-percent:27;mso-top-percent:45;mso-wrap-distance-left:9.35pt;mso-wrap-distance-top:0;mso-wrap-distance-right:9.35pt;mso-wrap-distance-bottom:0;mso-position-horizontal:center;mso-position-horizontal-relative:margin;mso-position-vertical-relative:page;mso-width-percent:1000;mso-height-percent:27;mso-top-percent:45;mso-width-relative:margin;mso-height-relative:page;v-text-anchor:middle" o:spid="_x0000_s1026" o:allowoverlap="f" fillcolor="#156082 [3204]" stroked="f" strokeweight="1.5pt" w14:anchorId="505419E7" o:gfxdata="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">
               <v:textbox style="mso-fit-shape-to-text:t">
                 <w:txbxContent>
                   <w:sdt>
@@ -12675,7 +12583,6 @@
                       <w:dataBinding w:prefixMappings="xmlns:ns0='http://purl.org/dc/elements/1.1/' xmlns:ns1='http://schemas.openxmlformats.org/package/2006/metadata/core-properties' " w:xpath="/ns1:coreProperties[1]/ns0:title[1]" w:storeItemID="{6C3C8BC8-F283-45AE-878A-BAB7291924A1}"/>
                       <w:text/>
                     </w:sdtPr>
-                    <w:sdtEndPr/>
                     <w:sdtContent>
                       <w:p>
                         <w:pPr>
@@ -13129,11 +13036,11 @@
       <w:szCs w:val="22"/>
     </w:rPr>
   </w:style>
-  <w:style w:type="paragraph" w:styleId="Ttulo1">
+  <w:style w:type="paragraph" w:styleId="Heading1">
     <w:name w:val="heading 1"/>
     <w:basedOn w:val="Normal"/>
     <w:next w:val="Normal"/>
-    <w:link w:val="Ttulo1Car"/>
+    <w:link w:val="Heading1Char"/>
     <w:uiPriority w:val="9"/>
     <w:qFormat/>
     <w:rsid w:val="5E9105EB"/>
@@ -13150,11 +13057,11 @@
       <w:szCs w:val="40"/>
     </w:rPr>
   </w:style>
-  <w:style w:type="paragraph" w:styleId="Ttulo2">
+  <w:style w:type="paragraph" w:styleId="Heading2">
     <w:name w:val="heading 2"/>
     <w:basedOn w:val="Normal"/>
     <w:next w:val="Normal"/>
-    <w:link w:val="Ttulo2Car"/>
+    <w:link w:val="Heading2Char"/>
     <w:uiPriority w:val="9"/>
     <w:semiHidden/>
     <w:unhideWhenUsed/>
@@ -13173,11 +13080,11 @@
       <w:szCs w:val="32"/>
     </w:rPr>
   </w:style>
-  <w:style w:type="paragraph" w:styleId="Ttulo3">
+  <w:style w:type="paragraph" w:styleId="Heading3">
     <w:name w:val="heading 3"/>
     <w:basedOn w:val="Normal"/>
     <w:next w:val="Normal"/>
-    <w:link w:val="Ttulo3Car"/>
+    <w:link w:val="Heading3Char"/>
     <w:uiPriority w:val="9"/>
     <w:semiHidden/>
     <w:unhideWhenUsed/>
@@ -13196,11 +13103,11 @@
       <w:szCs w:val="28"/>
     </w:rPr>
   </w:style>
-  <w:style w:type="paragraph" w:styleId="Ttulo4">
+  <w:style w:type="paragraph" w:styleId="Heading4">
     <w:name w:val="heading 4"/>
     <w:basedOn w:val="Normal"/>
     <w:next w:val="Normal"/>
-    <w:link w:val="Ttulo4Car"/>
+    <w:link w:val="Heading4Char"/>
     <w:uiPriority w:val="9"/>
     <w:semiHidden/>
     <w:unhideWhenUsed/>
@@ -13221,11 +13128,11 @@
       <w:szCs w:val="24"/>
     </w:rPr>
   </w:style>
-  <w:style w:type="paragraph" w:styleId="Ttulo5">
+  <w:style w:type="paragraph" w:styleId="Heading5">
     <w:name w:val="heading 5"/>
     <w:basedOn w:val="Normal"/>
     <w:next w:val="Normal"/>
-    <w:link w:val="Ttulo5Car"/>
+    <w:link w:val="Heading5Char"/>
     <w:uiPriority w:val="9"/>
     <w:semiHidden/>
     <w:unhideWhenUsed/>
@@ -13244,11 +13151,11 @@
       <w:szCs w:val="24"/>
     </w:rPr>
   </w:style>
-  <w:style w:type="paragraph" w:styleId="Ttulo6">
+  <w:style w:type="paragraph" w:styleId="Heading6">
     <w:name w:val="heading 6"/>
     <w:basedOn w:val="Normal"/>
     <w:next w:val="Normal"/>
-    <w:link w:val="Ttulo6Car"/>
+    <w:link w:val="Heading6Char"/>
     <w:uiPriority w:val="9"/>
     <w:semiHidden/>
     <w:unhideWhenUsed/>
@@ -13269,11 +13176,11 @@
       <w:szCs w:val="24"/>
     </w:rPr>
   </w:style>
-  <w:style w:type="paragraph" w:styleId="Ttulo7">
+  <w:style w:type="paragraph" w:styleId="Heading7">
     <w:name w:val="heading 7"/>
     <w:basedOn w:val="Normal"/>
     <w:next w:val="Normal"/>
-    <w:link w:val="Ttulo7Car"/>
+    <w:link w:val="Heading7Char"/>
     <w:uiPriority w:val="9"/>
     <w:semiHidden/>
     <w:unhideWhenUsed/>
@@ -13292,11 +13199,11 @@
       <w:szCs w:val="24"/>
     </w:rPr>
   </w:style>
-  <w:style w:type="paragraph" w:styleId="Ttulo8">
+  <w:style w:type="paragraph" w:styleId="Heading8">
     <w:name w:val="heading 8"/>
     <w:basedOn w:val="Normal"/>
     <w:next w:val="Normal"/>
-    <w:link w:val="Ttulo8Car"/>
+    <w:link w:val="Heading8Char"/>
     <w:uiPriority w:val="9"/>
     <w:semiHidden/>
     <w:unhideWhenUsed/>
@@ -13317,11 +13224,11 @@
       <w:szCs w:val="24"/>
     </w:rPr>
   </w:style>
-  <w:style w:type="paragraph" w:styleId="Ttulo9">
+  <w:style w:type="paragraph" w:styleId="Heading9">
     <w:name w:val="heading 9"/>
     <w:basedOn w:val="Normal"/>
     <w:next w:val="Normal"/>
-    <w:link w:val="Ttulo9Car"/>
+    <w:link w:val="Heading9Char"/>
     <w:uiPriority w:val="9"/>
     <w:semiHidden/>
     <w:unhideWhenUsed/>
@@ -13340,13 +13247,13 @@
       <w:szCs w:val="24"/>
     </w:rPr>
   </w:style>
-  <w:style w:type="character" w:default="1" w:styleId="Fuentedeprrafopredeter">
+  <w:style w:type="character" w:default="1" w:styleId="DefaultParagraphFont">
     <w:name w:val="Default Paragraph Font"/>
     <w:uiPriority w:val="1"/>
     <w:semiHidden/>
     <w:unhideWhenUsed/>
   </w:style>
-  <w:style w:type="table" w:default="1" w:styleId="Tablanormal">
+  <w:style w:type="table" w:default="1" w:styleId="TableNormal">
     <w:name w:val="Normal Table"/>
     <w:uiPriority w:val="99"/>
     <w:semiHidden/>
@@ -13361,16 +13268,16 @@
       </w:tblCellMar>
     </w:tblPr>
   </w:style>
-  <w:style w:type="numbering" w:default="1" w:styleId="Sinlista">
+  <w:style w:type="numbering" w:default="1" w:styleId="NoList">
     <w:name w:val="No List"/>
     <w:uiPriority w:val="99"/>
     <w:semiHidden/>
     <w:unhideWhenUsed/>
   </w:style>
-  <w:style w:type="character" w:customStyle="1" w:styleId="Ttulo1Car">
-    <w:name w:val="Título 1 Car"/>
-    <w:basedOn w:val="Fuentedeprrafopredeter"/>
-    <w:link w:val="Ttulo1"/>
+  <w:style w:type="character" w:customStyle="1" w:styleId="Heading1Char">
+    <w:name w:val="Heading 1 Char"/>
+    <w:basedOn w:val="DefaultParagraphFont"/>
+    <w:link w:val="Heading1"/>
     <w:uiPriority w:val="9"/>
     <w:rsid w:val="00B330E8"/>
     <w:rPr>
@@ -13380,10 +13287,10 @@
       <w:szCs w:val="40"/>
     </w:rPr>
   </w:style>
-  <w:style w:type="character" w:customStyle="1" w:styleId="Ttulo2Car">
-    <w:name w:val="Título 2 Car"/>
-    <w:basedOn w:val="Fuentedeprrafopredeter"/>
-    <w:link w:val="Ttulo2"/>
+  <w:style w:type="character" w:customStyle="1" w:styleId="Heading2Char">
+    <w:name w:val="Heading 2 Char"/>
+    <w:basedOn w:val="DefaultParagraphFont"/>
+    <w:link w:val="Heading2"/>
     <w:uiPriority w:val="9"/>
     <w:semiHidden/>
     <w:rsid w:val="00B330E8"/>
@@ -13394,10 +13301,10 @@
       <w:szCs w:val="32"/>
     </w:rPr>
   </w:style>
-  <w:style w:type="character" w:customStyle="1" w:styleId="Ttulo3Car">
-    <w:name w:val="Título 3 Car"/>
-    <w:basedOn w:val="Fuentedeprrafopredeter"/>
-    <w:link w:val="Ttulo3"/>
+  <w:style w:type="character" w:customStyle="1" w:styleId="Heading3Char">
+    <w:name w:val="Heading 3 Char"/>
+    <w:basedOn w:val="DefaultParagraphFont"/>
+    <w:link w:val="Heading3"/>
     <w:uiPriority w:val="9"/>
     <w:semiHidden/>
     <w:rsid w:val="00B330E8"/>
@@ -13408,10 +13315,10 @@
       <w:szCs w:val="28"/>
     </w:rPr>
   </w:style>
-  <w:style w:type="character" w:customStyle="1" w:styleId="Ttulo4Car">
-    <w:name w:val="Título 4 Car"/>
-    <w:basedOn w:val="Fuentedeprrafopredeter"/>
-    <w:link w:val="Ttulo4"/>
+  <w:style w:type="character" w:customStyle="1" w:styleId="Heading4Char">
+    <w:name w:val="Heading 4 Char"/>
+    <w:basedOn w:val="DefaultParagraphFont"/>
+    <w:link w:val="Heading4"/>
     <w:uiPriority w:val="9"/>
     <w:semiHidden/>
     <w:rsid w:val="00B330E8"/>
@@ -13422,10 +13329,10 @@
       <w:color w:val="0F4761" w:themeColor="accent1" w:themeShade="BF"/>
     </w:rPr>
   </w:style>
-  <w:style w:type="character" w:customStyle="1" w:styleId="Ttulo5Car">
-    <w:name w:val="Título 5 Car"/>
-    <w:basedOn w:val="Fuentedeprrafopredeter"/>
-    <w:link w:val="Ttulo5"/>
+  <w:style w:type="character" w:customStyle="1" w:styleId="Heading5Char">
+    <w:name w:val="Heading 5 Char"/>
+    <w:basedOn w:val="DefaultParagraphFont"/>
+    <w:link w:val="Heading5"/>
     <w:uiPriority w:val="9"/>
     <w:semiHidden/>
     <w:rsid w:val="00B330E8"/>
@@ -13434,10 +13341,10 @@
       <w:color w:val="0F4761" w:themeColor="accent1" w:themeShade="BF"/>
     </w:rPr>
   </w:style>
-  <w:style w:type="character" w:customStyle="1" w:styleId="Ttulo6Car">
-    <w:name w:val="Título 6 Car"/>
-    <w:basedOn w:val="Fuentedeprrafopredeter"/>
-    <w:link w:val="Ttulo6"/>
+  <w:style w:type="character" w:customStyle="1" w:styleId="Heading6Char">
+    <w:name w:val="Heading 6 Char"/>
+    <w:basedOn w:val="DefaultParagraphFont"/>
+    <w:link w:val="Heading6"/>
     <w:uiPriority w:val="9"/>
     <w:semiHidden/>
     <w:rsid w:val="00B330E8"/>
@@ -13448,10 +13355,10 @@
       <w:color w:val="595959" w:themeColor="text1" w:themeTint="A6"/>
     </w:rPr>
   </w:style>
-  <w:style w:type="character" w:customStyle="1" w:styleId="Ttulo7Car">
-    <w:name w:val="Título 7 Car"/>
-    <w:basedOn w:val="Fuentedeprrafopredeter"/>
-    <w:link w:val="Ttulo7"/>
+  <w:style w:type="character" w:customStyle="1" w:styleId="Heading7Char">
+    <w:name w:val="Heading 7 Char"/>
+    <w:basedOn w:val="DefaultParagraphFont"/>
+    <w:link w:val="Heading7"/>
     <w:uiPriority w:val="9"/>
     <w:semiHidden/>
     <w:rsid w:val="00B330E8"/>
@@ -13460,10 +13367,10 @@
       <w:color w:val="595959" w:themeColor="text1" w:themeTint="A6"/>
     </w:rPr>
   </w:style>
-  <w:style w:type="character" w:customStyle="1" w:styleId="Ttulo8Car">
-    <w:name w:val="Título 8 Car"/>
-    <w:basedOn w:val="Fuentedeprrafopredeter"/>
-    <w:link w:val="Ttulo8"/>
+  <w:style w:type="character" w:customStyle="1" w:styleId="Heading8Char">
+    <w:name w:val="Heading 8 Char"/>
+    <w:basedOn w:val="DefaultParagraphFont"/>
+    <w:link w:val="Heading8"/>
     <w:uiPriority w:val="9"/>
     <w:semiHidden/>
     <w:rsid w:val="00B330E8"/>
@@ -13474,10 +13381,10 @@
       <w:color w:val="272727"/>
     </w:rPr>
   </w:style>
-  <w:style w:type="character" w:customStyle="1" w:styleId="Ttulo9Car">
-    <w:name w:val="Título 9 Car"/>
-    <w:basedOn w:val="Fuentedeprrafopredeter"/>
-    <w:link w:val="Ttulo9"/>
+  <w:style w:type="character" w:customStyle="1" w:styleId="Heading9Char">
+    <w:name w:val="Heading 9 Char"/>
+    <w:basedOn w:val="DefaultParagraphFont"/>
+    <w:link w:val="Heading9"/>
     <w:uiPriority w:val="9"/>
     <w:semiHidden/>
     <w:rsid w:val="00B330E8"/>
@@ -13486,11 +13393,11 @@
       <w:color w:val="272727"/>
     </w:rPr>
   </w:style>
-  <w:style w:type="paragraph" w:styleId="Ttulo">
+  <w:style w:type="paragraph" w:styleId="Title">
     <w:name w:val="Title"/>
     <w:basedOn w:val="Normal"/>
     <w:next w:val="Normal"/>
-    <w:link w:val="TtuloCar"/>
+    <w:link w:val="TitleChar"/>
     <w:uiPriority w:val="10"/>
     <w:qFormat/>
     <w:rsid w:val="5E9105EB"/>
@@ -13504,10 +13411,10 @@
       <w:szCs w:val="56"/>
     </w:rPr>
   </w:style>
-  <w:style w:type="character" w:customStyle="1" w:styleId="TtuloCar">
-    <w:name w:val="Título Car"/>
-    <w:basedOn w:val="Fuentedeprrafopredeter"/>
-    <w:link w:val="Ttulo"/>
+  <w:style w:type="character" w:customStyle="1" w:styleId="TitleChar">
+    <w:name w:val="Title Char"/>
+    <w:basedOn w:val="DefaultParagraphFont"/>
+    <w:link w:val="Title"/>
     <w:uiPriority w:val="10"/>
     <w:rsid w:val="00B330E8"/>
     <w:rPr>
@@ -13516,11 +13423,11 @@
       <w:szCs w:val="56"/>
     </w:rPr>
   </w:style>
-  <w:style w:type="paragraph" w:styleId="Subttulo">
+  <w:style w:type="paragraph" w:styleId="Subtitle">
     <w:name w:val="Subtitle"/>
     <w:basedOn w:val="Normal"/>
     <w:next w:val="Normal"/>
-    <w:link w:val="SubttuloCar"/>
+    <w:link w:val="SubtitleChar"/>
     <w:uiPriority w:val="11"/>
     <w:qFormat/>
     <w:rsid w:val="5E9105EB"/>
@@ -13534,10 +13441,10 @@
       <w:szCs w:val="28"/>
     </w:rPr>
   </w:style>
-  <w:style w:type="character" w:customStyle="1" w:styleId="SubttuloCar">
-    <w:name w:val="Subtítulo Car"/>
-    <w:basedOn w:val="Fuentedeprrafopredeter"/>
-    <w:link w:val="Subttulo"/>
+  <w:style w:type="character" w:customStyle="1" w:styleId="SubtitleChar">
+    <w:name w:val="Subtitle Char"/>
+    <w:basedOn w:val="DefaultParagraphFont"/>
+    <w:link w:val="Subtitle"/>
     <w:uiPriority w:val="11"/>
     <w:rsid w:val="00B330E8"/>
     <w:rPr>
@@ -13547,11 +13454,11 @@
       <w:szCs w:val="28"/>
     </w:rPr>
   </w:style>
-  <w:style w:type="paragraph" w:styleId="Cita">
+  <w:style w:type="paragraph" w:styleId="Quote">
     <w:name w:val="Quote"/>
     <w:basedOn w:val="Normal"/>
     <w:next w:val="Normal"/>
-    <w:link w:val="CitaCar"/>
+    <w:link w:val="QuoteChar"/>
     <w:uiPriority w:val="29"/>
     <w:qFormat/>
     <w:rsid w:val="5E9105EB"/>
@@ -13567,10 +13474,10 @@
       <w:szCs w:val="24"/>
     </w:rPr>
   </w:style>
-  <w:style w:type="character" w:customStyle="1" w:styleId="CitaCar">
-    <w:name w:val="Cita Car"/>
-    <w:basedOn w:val="Fuentedeprrafopredeter"/>
-    <w:link w:val="Cita"/>
+  <w:style w:type="character" w:customStyle="1" w:styleId="QuoteChar">
+    <w:name w:val="Quote Char"/>
+    <w:basedOn w:val="DefaultParagraphFont"/>
+    <w:link w:val="Quote"/>
     <w:uiPriority w:val="29"/>
     <w:rsid w:val="00B330E8"/>
     <w:rPr>
@@ -13579,7 +13486,7 @@
       <w:color w:val="404040" w:themeColor="text1" w:themeTint="BF"/>
     </w:rPr>
   </w:style>
-  <w:style w:type="paragraph" w:styleId="Prrafodelista">
+  <w:style w:type="paragraph" w:styleId="ListParagraph">
     <w:name w:val="List Paragraph"/>
     <w:basedOn w:val="Normal"/>
     <w:uiPriority w:val="34"/>
@@ -13595,9 +13502,9 @@
       <w:szCs w:val="24"/>
     </w:rPr>
   </w:style>
-  <w:style w:type="character" w:styleId="nfasisintenso">
+  <w:style w:type="character" w:styleId="IntenseEmphasis">
     <w:name w:val="Intense Emphasis"/>
-    <w:basedOn w:val="Fuentedeprrafopredeter"/>
+    <w:basedOn w:val="DefaultParagraphFont"/>
     <w:uiPriority w:val="21"/>
     <w:qFormat/>
     <w:rsid w:val="00B330E8"/>
@@ -13607,11 +13514,11 @@
       <w:color w:val="0F4761" w:themeColor="accent1" w:themeShade="BF"/>
     </w:rPr>
   </w:style>
-  <w:style w:type="paragraph" w:styleId="Citadestacada">
+  <w:style w:type="paragraph" w:styleId="IntenseQuote">
     <w:name w:val="Intense Quote"/>
     <w:basedOn w:val="Normal"/>
     <w:next w:val="Normal"/>
-    <w:link w:val="CitadestacadaCar"/>
+    <w:link w:val="IntenseQuoteChar"/>
     <w:uiPriority w:val="30"/>
     <w:qFormat/>
     <w:rsid w:val="5E9105EB"/>
@@ -13632,10 +13539,10 @@
       <w:szCs w:val="24"/>
     </w:rPr>
   </w:style>
-  <w:style w:type="character" w:customStyle="1" w:styleId="CitadestacadaCar">
-    <w:name w:val="Cita destacada Car"/>
-    <w:basedOn w:val="Fuentedeprrafopredeter"/>
-    <w:link w:val="Citadestacada"/>
+  <w:style w:type="character" w:customStyle="1" w:styleId="IntenseQuoteChar">
+    <w:name w:val="Intense Quote Char"/>
+    <w:basedOn w:val="DefaultParagraphFont"/>
+    <w:link w:val="IntenseQuote"/>
     <w:uiPriority w:val="30"/>
     <w:rsid w:val="00B330E8"/>
     <w:rPr>
@@ -13644,9 +13551,9 @@
       <w:color w:val="0F4761" w:themeColor="accent1" w:themeShade="BF"/>
     </w:rPr>
   </w:style>
-  <w:style w:type="character" w:styleId="Referenciaintensa">
+  <w:style w:type="character" w:styleId="IntenseReference">
     <w:name w:val="Intense Reference"/>
-    <w:basedOn w:val="Fuentedeprrafopredeter"/>
+    <w:basedOn w:val="DefaultParagraphFont"/>
     <w:uiPriority w:val="32"/>
     <w:qFormat/>
     <w:rsid w:val="00B330E8"/>
@@ -13658,10 +13565,10 @@
       <w:spacing w:val="5"/>
     </w:rPr>
   </w:style>
-  <w:style w:type="paragraph" w:styleId="Encabezado">
+  <w:style w:type="paragraph" w:styleId="Header">
     <w:name w:val="header"/>
     <w:basedOn w:val="Normal"/>
-    <w:link w:val="EncabezadoCar"/>
+    <w:link w:val="HeaderChar"/>
     <w:uiPriority w:val="99"/>
     <w:unhideWhenUsed/>
     <w:rsid w:val="5E9105EB"/>
@@ -13677,17 +13584,17 @@
       <w:szCs w:val="24"/>
     </w:rPr>
   </w:style>
-  <w:style w:type="character" w:customStyle="1" w:styleId="EncabezadoCar">
-    <w:name w:val="Encabezado Car"/>
-    <w:basedOn w:val="Fuentedeprrafopredeter"/>
-    <w:link w:val="Encabezado"/>
+  <w:style w:type="character" w:customStyle="1" w:styleId="HeaderChar">
+    <w:name w:val="Header Char"/>
+    <w:basedOn w:val="DefaultParagraphFont"/>
+    <w:link w:val="Header"/>
     <w:uiPriority w:val="99"/>
     <w:rsid w:val="00B330E8"/>
   </w:style>
-  <w:style w:type="paragraph" w:styleId="Piedepgina">
+  <w:style w:type="paragraph" w:styleId="Footer">
     <w:name w:val="footer"/>
     <w:basedOn w:val="Normal"/>
-    <w:link w:val="PiedepginaCar"/>
+    <w:link w:val="FooterChar"/>
     <w:uiPriority w:val="99"/>
     <w:unhideWhenUsed/>
     <w:rsid w:val="5E9105EB"/>
@@ -13703,16 +13610,16 @@
       <w:szCs w:val="24"/>
     </w:rPr>
   </w:style>
-  <w:style w:type="character" w:customStyle="1" w:styleId="PiedepginaCar">
-    <w:name w:val="Pie de página Car"/>
-    <w:basedOn w:val="Fuentedeprrafopredeter"/>
-    <w:link w:val="Piedepgina"/>
+  <w:style w:type="character" w:customStyle="1" w:styleId="FooterChar">
+    <w:name w:val="Footer Char"/>
+    <w:basedOn w:val="DefaultParagraphFont"/>
+    <w:link w:val="Footer"/>
     <w:uiPriority w:val="99"/>
     <w:rsid w:val="00B330E8"/>
   </w:style>
-  <w:style w:type="table" w:styleId="Tablaconcuadrcula">
+  <w:style w:type="table" w:styleId="TableGrid">
     <w:name w:val="Table Grid"/>
-    <w:basedOn w:val="Tablanormal"/>
+    <w:basedOn w:val="TableNormal"/>
     <w:uiPriority w:val="59"/>
     <w:rsid w:val="00B330E8"/>
     <w:pPr>
@@ -13738,12 +13645,12 @@
   </w:style>
   <w:style w:type="character" w:customStyle="1" w:styleId="normaltextrun">
     <w:name w:val="normaltextrun"/>
-    <w:basedOn w:val="Fuentedeprrafopredeter"/>
+    <w:basedOn w:val="DefaultParagraphFont"/>
     <w:rsid w:val="00041ADD"/>
   </w:style>
   <w:style w:type="character" w:customStyle="1" w:styleId="eop">
     <w:name w:val="eop"/>
-    <w:basedOn w:val="Fuentedeprrafopredeter"/>
+    <w:basedOn w:val="DefaultParagraphFont"/>
     <w:rsid w:val="00041ADD"/>
   </w:style>
   <w:style w:type="paragraph" w:customStyle="1" w:styleId="paragraph">

--- a/Documentacion/Planificacion/Trazabilidad/MATRIZ DE TRAZABILIDAD DE REQUISITOS.docx
+++ b/Documentacion/Planificacion/Trazabilidad/MATRIZ DE TRAZABILIDAD DE REQUISITOS.docx
@@ -699,27 +699,7 @@
                 <w:sz w:val="20"/>
                 <w:szCs w:val="20"/>
               </w:rPr>
-              <w:t xml:space="preserve">Como jugador, quiero moverme hacia la izquierda y la derecha para explorar el escenario de </w:t>
-            </w:r>
-            <w:proofErr w:type="spellStart"/>
-            <w:r>
-              <w:rPr>
-                <w:rStyle w:val="normaltextrun"/>
-                <w:rFonts w:ascii="Tahoma" w:hAnsi="Tahoma" w:cs="Tahoma"/>
-                <w:sz w:val="20"/>
-                <w:szCs w:val="20"/>
-              </w:rPr>
-              <w:t>Chromia</w:t>
-            </w:r>
-            <w:proofErr w:type="spellEnd"/>
-            <w:r>
-              <w:rPr>
-                <w:rStyle w:val="normaltextrun"/>
-                <w:rFonts w:ascii="Tahoma" w:hAnsi="Tahoma" w:cs="Tahoma"/>
-                <w:sz w:val="20"/>
-                <w:szCs w:val="20"/>
-              </w:rPr>
-              <w:t>.</w:t>
+              <w:t>Como jugador, quiero moverme hacia la izquierda y la derecha para explorar el escenario de Chromia.</w:t>
             </w:r>
             <w:r>
               <w:rPr>
@@ -1719,27 +1699,7 @@
                 <w:sz w:val="20"/>
                 <w:szCs w:val="20"/>
               </w:rPr>
-              <w:t xml:space="preserve">Cuando el jugador usa el </w:t>
-            </w:r>
-            <w:proofErr w:type="spellStart"/>
-            <w:r>
-              <w:rPr>
-                <w:rStyle w:val="normaltextrun"/>
-                <w:rFonts w:ascii="Tahoma" w:hAnsi="Tahoma" w:cs="Tahoma"/>
-                <w:sz w:val="20"/>
-                <w:szCs w:val="20"/>
-              </w:rPr>
-              <w:t>dash</w:t>
-            </w:r>
-            <w:proofErr w:type="spellEnd"/>
-            <w:r>
-              <w:rPr>
-                <w:rStyle w:val="normaltextrun"/>
-                <w:rFonts w:ascii="Tahoma" w:hAnsi="Tahoma" w:cs="Tahoma"/>
-                <w:sz w:val="20"/>
-                <w:szCs w:val="20"/>
-              </w:rPr>
-              <w:t>, se desplaza rápidamente varios píxeles y es invulnerable durante un corto periodo de tiempo.</w:t>
+              <w:t>Cuando el jugador usa el dash, se desplaza rápidamente varios píxeles y es invulnerable durante un corto periodo de tiempo.</w:t>
             </w:r>
             <w:r>
               <w:rPr>
@@ -1814,20 +1774,8 @@
                 <w:sz w:val="20"/>
                 <w:szCs w:val="20"/>
               </w:rPr>
-              <w:t xml:space="preserve">istancia del </w:t>
-            </w:r>
-            <w:proofErr w:type="spellStart"/>
-            <w:r>
-              <w:rPr>
-                <w:rFonts w:ascii="Tahoma" w:eastAsia="Calibri" w:hAnsi="Tahoma" w:cs="Tahoma"/>
-                <w:bCs/>
-                <w:iCs/>
-                <w:sz w:val="20"/>
-                <w:szCs w:val="20"/>
-              </w:rPr>
-              <w:t>dash</w:t>
-            </w:r>
-            <w:proofErr w:type="spellEnd"/>
+              <w:t>istancia del dash</w:t>
+            </w:r>
             <w:r>
               <w:rPr>
                 <w:rFonts w:ascii="Tahoma" w:eastAsia="Calibri" w:hAnsi="Tahoma" w:cs="Tahoma"/>
@@ -4168,7 +4116,6 @@
               </w:rPr>
               <w:t xml:space="preserve">Dado que la cámara avanza a la derecha, cuando el límite del </w:t>
             </w:r>
-            <w:proofErr w:type="spellStart"/>
             <w:r>
               <w:rPr>
                 <w:rStyle w:val="normaltextrun"/>
@@ -4180,7 +4127,6 @@
               </w:rPr>
               <w:t>viewport</w:t>
             </w:r>
-            <w:proofErr w:type="spellEnd"/>
             <w:r>
               <w:rPr>
                 <w:rStyle w:val="normaltextrun"/>
@@ -5461,22 +5407,19 @@
               <w:spacing w:after="0" w:line="240" w:lineRule="auto"/>
               <w:rPr>
                 <w:rFonts w:ascii="Tahoma" w:eastAsia="Calibri" w:hAnsi="Tahoma" w:cs="Tahoma"/>
-                <w:bCs/>
-                <w:sz w:val="20"/>
-                <w:szCs w:val="20"/>
-              </w:rPr>
-            </w:pPr>
-            <w:proofErr w:type="spellStart"/>
-            <w:r>
-              <w:rPr>
-                <w:rStyle w:val="normaltextrun"/>
-                <w:rFonts w:ascii="Tahoma" w:hAnsi="Tahoma" w:cs="Tahoma"/>
-                <w:sz w:val="20"/>
-                <w:szCs w:val="20"/>
-              </w:rPr>
-              <w:t>Could</w:t>
-            </w:r>
-            <w:proofErr w:type="spellEnd"/>
+                <w:sz w:val="20"/>
+                <w:szCs w:val="20"/>
+              </w:rPr>
+            </w:pPr>
+            <w:r>
+              <w:rPr>
+                <w:rStyle w:val="eop"/>
+                <w:rFonts w:ascii="Tahoma" w:hAnsi="Tahoma" w:cs="Tahoma"/>
+                <w:sz w:val="20"/>
+                <w:szCs w:val="20"/>
+              </w:rPr>
+              <w:t>Must</w:t>
+            </w:r>
             <w:r>
               <w:rPr>
                 <w:rStyle w:val="eop"/>
@@ -6565,7 +6508,6 @@
                 <w:szCs w:val="20"/>
               </w:rPr>
             </w:pPr>
-            <w:proofErr w:type="spellStart"/>
             <w:r>
               <w:rPr>
                 <w:rStyle w:val="normaltextrun"/>
@@ -6575,7 +6517,6 @@
               </w:rPr>
               <w:t>Could</w:t>
             </w:r>
-            <w:proofErr w:type="spellEnd"/>
             <w:r>
               <w:rPr>
                 <w:rStyle w:val="eop"/>
@@ -7128,27 +7069,7 @@
                 <w:sz w:val="20"/>
                 <w:szCs w:val="20"/>
               </w:rPr>
-              <w:t xml:space="preserve">Si la conexión falla, se silencia el error (con un </w:t>
-            </w:r>
-            <w:proofErr w:type="spellStart"/>
-            <w:r>
-              <w:rPr>
-                <w:rStyle w:val="normaltextrun"/>
-                <w:rFonts w:ascii="Tahoma" w:hAnsi="Tahoma" w:cs="Tahoma"/>
-                <w:sz w:val="20"/>
-                <w:szCs w:val="20"/>
-              </w:rPr>
-              <w:t>timeout</w:t>
-            </w:r>
-            <w:proofErr w:type="spellEnd"/>
-            <w:r>
-              <w:rPr>
-                <w:rStyle w:val="normaltextrun"/>
-                <w:rFonts w:ascii="Tahoma" w:hAnsi="Tahoma" w:cs="Tahoma"/>
-                <w:sz w:val="20"/>
-                <w:szCs w:val="20"/>
-              </w:rPr>
-              <w:t>) para no interrumpir el juego.</w:t>
+              <w:t>Si la conexión falla, se silencia el error (con un timeout) para no interrumpir el juego.</w:t>
             </w:r>
             <w:r>
               <w:rPr>
@@ -8441,7 +8362,6 @@
                 <w:szCs w:val="20"/>
               </w:rPr>
             </w:pPr>
-            <w:proofErr w:type="spellStart"/>
             <w:r>
               <w:rPr>
                 <w:rStyle w:val="normaltextrun"/>
@@ -8451,7 +8371,6 @@
               </w:rPr>
               <w:t>Should</w:t>
             </w:r>
-            <w:proofErr w:type="spellEnd"/>
             <w:r>
               <w:rPr>
                 <w:rStyle w:val="eop"/>
@@ -8827,7 +8746,6 @@
                 <w:szCs w:val="20"/>
               </w:rPr>
             </w:pPr>
-            <w:proofErr w:type="spellStart"/>
             <w:r>
               <w:rPr>
                 <w:rStyle w:val="normaltextrun"/>
@@ -8837,7 +8755,6 @@
               </w:rPr>
               <w:t>Could</w:t>
             </w:r>
-            <w:proofErr w:type="spellEnd"/>
             <w:r>
               <w:rPr>
                 <w:rStyle w:val="eop"/>
@@ -9020,27 +8937,7 @@
                 <w:sz w:val="20"/>
                 <w:szCs w:val="20"/>
               </w:rPr>
-              <w:t xml:space="preserve">Al derrotar a cada jefe, el entorno del nivel correspondiente </w:t>
-            </w:r>
-            <w:proofErr w:type="spellStart"/>
-            <w:r>
-              <w:rPr>
-                <w:rStyle w:val="normaltextrun"/>
-                <w:rFonts w:ascii="Tahoma" w:eastAsiaTheme="majorEastAsia" w:hAnsi="Tahoma" w:cs="Tahoma"/>
-                <w:sz w:val="20"/>
-                <w:szCs w:val="20"/>
-              </w:rPr>
-              <w:t>transiciona</w:t>
-            </w:r>
-            <w:proofErr w:type="spellEnd"/>
-            <w:r>
-              <w:rPr>
-                <w:rStyle w:val="normaltextrun"/>
-                <w:rFonts w:ascii="Tahoma" w:eastAsiaTheme="majorEastAsia" w:hAnsi="Tahoma" w:cs="Tahoma"/>
-                <w:sz w:val="20"/>
-                <w:szCs w:val="20"/>
-              </w:rPr>
-              <w:t xml:space="preserve"> visualmente de tonos grises a los colores del cristal recuperado (celeste, rojo o amarillo). </w:t>
+              <w:t>Al derrotar a cada jefe, el entorno del nivel correspondiente transiciona visualmente de tonos grises a los colores del cristal recuperado (celeste, rojo o amarillo). </w:t>
             </w:r>
             <w:r>
               <w:rPr>
@@ -9583,7 +9480,6 @@
                 <w:szCs w:val="20"/>
               </w:rPr>
             </w:pPr>
-            <w:proofErr w:type="spellStart"/>
             <w:r>
               <w:rPr>
                 <w:rStyle w:val="normaltextrun"/>
@@ -9593,7 +9489,6 @@
               </w:rPr>
               <w:t>Should</w:t>
             </w:r>
-            <w:proofErr w:type="spellEnd"/>
             <w:r>
               <w:rPr>
                 <w:rStyle w:val="eop"/>
@@ -9916,27 +9811,7 @@
                 <w:sz w:val="20"/>
                 <w:szCs w:val="20"/>
               </w:rPr>
-              <w:t xml:space="preserve">Como jugador, quiero escuchar efectos de sonido para las acciones del jugador y eventos del entorno para recibir </w:t>
-            </w:r>
-            <w:proofErr w:type="spellStart"/>
-            <w:r>
-              <w:rPr>
-                <w:rStyle w:val="normaltextrun"/>
-                <w:rFonts w:ascii="Tahoma" w:hAnsi="Tahoma" w:cs="Tahoma"/>
-                <w:sz w:val="20"/>
-                <w:szCs w:val="20"/>
-              </w:rPr>
-              <w:t>feedback</w:t>
-            </w:r>
-            <w:proofErr w:type="spellEnd"/>
-            <w:r>
-              <w:rPr>
-                <w:rStyle w:val="normaltextrun"/>
-                <w:rFonts w:ascii="Tahoma" w:hAnsi="Tahoma" w:cs="Tahoma"/>
-                <w:sz w:val="20"/>
-                <w:szCs w:val="20"/>
-              </w:rPr>
-              <w:t>.</w:t>
+              <w:t>Como jugador, quiero escuchar efectos de sonido para las acciones del jugador y eventos del entorno para recibir feedback.</w:t>
             </w:r>
             <w:r>
               <w:rPr>
@@ -9970,7 +9845,6 @@
                 <w:szCs w:val="20"/>
               </w:rPr>
             </w:pPr>
-            <w:proofErr w:type="spellStart"/>
             <w:r>
               <w:rPr>
                 <w:rStyle w:val="normaltextrun"/>
@@ -9980,7 +9854,6 @@
               </w:rPr>
               <w:t>Should</w:t>
             </w:r>
-            <w:proofErr w:type="spellEnd"/>
             <w:r>
               <w:rPr>
                 <w:rStyle w:val="eop"/>
@@ -10337,7 +10210,6 @@
                 <w:szCs w:val="20"/>
               </w:rPr>
             </w:pPr>
-            <w:proofErr w:type="spellStart"/>
             <w:r>
               <w:rPr>
                 <w:rStyle w:val="normaltextrun"/>
@@ -10347,7 +10219,6 @@
               </w:rPr>
               <w:t>Should</w:t>
             </w:r>
-            <w:proofErr w:type="spellEnd"/>
             <w:r>
               <w:rPr>
                 <w:rStyle w:val="eop"/>
@@ -10548,27 +10419,7 @@
                 <w:sz w:val="20"/>
                 <w:szCs w:val="20"/>
               </w:rPr>
-              <w:t xml:space="preserve">Cuando un poder está activo, los detalles visuales del </w:t>
-            </w:r>
-            <w:proofErr w:type="spellStart"/>
-            <w:r>
-              <w:rPr>
-                <w:rStyle w:val="normaltextrun"/>
-                <w:rFonts w:ascii="Tahoma" w:hAnsi="Tahoma" w:cs="Tahoma"/>
-                <w:sz w:val="20"/>
-                <w:szCs w:val="20"/>
-              </w:rPr>
-              <w:t>sprite</w:t>
-            </w:r>
-            <w:proofErr w:type="spellEnd"/>
-            <w:r>
-              <w:rPr>
-                <w:rStyle w:val="normaltextrun"/>
-                <w:rFonts w:ascii="Tahoma" w:hAnsi="Tahoma" w:cs="Tahoma"/>
-                <w:sz w:val="20"/>
-                <w:szCs w:val="20"/>
-              </w:rPr>
-              <w:t xml:space="preserve"> cambian al color correspondiente.</w:t>
+              <w:t>Cuando un poder está activo, los detalles visuales del sprite cambian al color correspondiente.</w:t>
             </w:r>
             <w:r>
               <w:rPr>
@@ -10724,7 +10575,6 @@
                 <w:szCs w:val="20"/>
               </w:rPr>
             </w:pPr>
-            <w:proofErr w:type="spellStart"/>
             <w:r>
               <w:rPr>
                 <w:rStyle w:val="normaltextrun"/>
@@ -10734,7 +10584,6 @@
               </w:rPr>
               <w:t>Should</w:t>
             </w:r>
-            <w:proofErr w:type="spellEnd"/>
             <w:r>
               <w:rPr>
                 <w:rStyle w:val="eop"/>
@@ -11066,7 +10915,6 @@
                 <w:szCs w:val="20"/>
               </w:rPr>
             </w:pPr>
-            <w:proofErr w:type="spellStart"/>
             <w:r>
               <w:rPr>
                 <w:rStyle w:val="normaltextrun"/>
@@ -11076,7 +10924,6 @@
               </w:rPr>
               <w:t>Should</w:t>
             </w:r>
-            <w:proofErr w:type="spellEnd"/>
             <w:r>
               <w:rPr>
                 <w:rStyle w:val="eop"/>
@@ -11248,27 +11095,7 @@
                 <w:sz w:val="20"/>
                 <w:szCs w:val="20"/>
               </w:rPr>
-              <w:t xml:space="preserve">El juego mantiene una tasa de fotogramas estable durante el </w:t>
-            </w:r>
-            <w:proofErr w:type="spellStart"/>
-            <w:r>
-              <w:rPr>
-                <w:rStyle w:val="normaltextrun"/>
-                <w:rFonts w:ascii="Tahoma" w:eastAsiaTheme="majorEastAsia" w:hAnsi="Tahoma" w:cs="Tahoma"/>
-                <w:sz w:val="20"/>
-                <w:szCs w:val="20"/>
-              </w:rPr>
-              <w:t>gameplay</w:t>
-            </w:r>
-            <w:proofErr w:type="spellEnd"/>
-            <w:r>
-              <w:rPr>
-                <w:rStyle w:val="normaltextrun"/>
-                <w:rFonts w:ascii="Tahoma" w:eastAsiaTheme="majorEastAsia" w:hAnsi="Tahoma" w:cs="Tahoma"/>
-                <w:sz w:val="20"/>
-                <w:szCs w:val="20"/>
-              </w:rPr>
-              <w:t xml:space="preserve"> normal y en combates con jefes. </w:t>
+              <w:t>El juego mantiene una tasa de fotogramas estable durante el gameplay normal y en combates con jefes. </w:t>
             </w:r>
             <w:r>
               <w:rPr>
@@ -11462,7 +11289,6 @@
                 <w:szCs w:val="20"/>
               </w:rPr>
             </w:pPr>
-            <w:proofErr w:type="spellStart"/>
             <w:r>
               <w:rPr>
                 <w:rStyle w:val="normaltextrun"/>
@@ -11472,7 +11298,6 @@
               </w:rPr>
               <w:t>Should</w:t>
             </w:r>
-            <w:proofErr w:type="spellEnd"/>
             <w:r>
               <w:rPr>
                 <w:rStyle w:val="eop"/>
@@ -12072,27 +11897,7 @@
                 <w:sz w:val="20"/>
                 <w:szCs w:val="20"/>
               </w:rPr>
-              <w:t xml:space="preserve">Se entrega un ejecutable autocontenido para Windows que no requiere instalar Godot </w:t>
-            </w:r>
-            <w:proofErr w:type="spellStart"/>
-            <w:r>
-              <w:rPr>
-                <w:rStyle w:val="normaltextrun"/>
-                <w:rFonts w:ascii="Tahoma" w:eastAsiaTheme="majorEastAsia" w:hAnsi="Tahoma" w:cs="Tahoma"/>
-                <w:sz w:val="20"/>
-                <w:szCs w:val="20"/>
-              </w:rPr>
-              <w:t>Engine</w:t>
-            </w:r>
-            <w:proofErr w:type="spellEnd"/>
-            <w:r>
-              <w:rPr>
-                <w:rStyle w:val="normaltextrun"/>
-                <w:rFonts w:ascii="Tahoma" w:eastAsiaTheme="majorEastAsia" w:hAnsi="Tahoma" w:cs="Tahoma"/>
-                <w:sz w:val="20"/>
-                <w:szCs w:val="20"/>
-              </w:rPr>
-              <w:t xml:space="preserve"> ni librerías externas. </w:t>
+              <w:t>Se entrega un ejecutable autocontenido para Windows que no requiere instalar Godot Engine ni librerías externas. </w:t>
             </w:r>
             <w:r>
               <w:rPr>
@@ -12565,7 +12370,7 @@
             </wp:anchor>
           </w:drawing>
         </mc:Choice>
-        <mc:Fallback xmlns:a="http://schemas.openxmlformats.org/drawingml/2006/main" xmlns:arto="http://schemas.microsoft.com/office/word/2006/arto">
+        <mc:Fallback xmlns:arto="http://schemas.microsoft.com/office/word/2006/arto" xmlns:a="http://schemas.openxmlformats.org/drawingml/2006/main">
           <w:pict>
             <v:rect id="Rectángulo 200" style="position:absolute;left:0;text-align:left;margin-left:0;margin-top:0;width:468pt;height:34.2pt;z-index:-251658240;visibility:visible;mso-wrap-style:square;mso-width-percent:1000;mso-height-percent:27;mso-top-percent:45;mso-wrap-distance-left:9.35pt;mso-wrap-distance-top:0;mso-wrap-distance-right:9.35pt;mso-wrap-distance-bottom:0;mso-position-horizontal:center;mso-position-horizontal-relative:margin;mso-position-vertical-relative:page;mso-width-percent:1000;mso-height-percent:27;mso-top-percent:45;mso-width-relative:margin;mso-height-relative:page;v-text-anchor:middle" o:spid="_x0000_s1026" o:allowoverlap="f" fillcolor="#156082 [3204]" stroked="f" strokeweight="1.5pt" w14:anchorId="505419E7" o:gfxdata="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">
               <v:textbox style="mso-fit-shape-to-text:t">
